--- a/docx/GOB-08.docx
+++ b/docx/GOB-08.docx
@@ -15,7 +15,7 @@
         <w:pStyle w:val="Heading1"/>
       </w:pPr>
       <w:r>
-        <w:t>LEY QUE CREA EL PROGRAMA DE MUNICIPALIDADES DIGITALES Y LOS SERVICIOS DIGITALES COMPARTIDOS PARA EL CIERRE DE LA BRECHA DIGITAL SUBNACIONAL</w:t>
+        <w:t>LEY QUE ESTABLECE LOS SERVICIOS DIGITALES COMPARTIDOS PARA LOS GOBIERNOS REGIONALES Y LOCALES Y EL ÍNDICE DE MADUREZ DIGITAL SUBNACIONAL</w:t>
       </w:r>
     </w:p>
     <w:p>
@@ -44,7 +44,7 @@
         <w:rPr>
           <w:b/>
         </w:rPr>
-        <w:t>LEY QUE CREA EL PROGRAMA DE MUNICIPALIDADES DIGITALES Y LOS SERVICIOS DIGITALES COMPARTIDOS PARA EL CIERRE DE LA BRECHA DIGITAL SUBNACIONAL</w:t>
+        <w:t>LEY QUE ESTABLECE LOS SERVICIOS DIGITALES COMPARTIDOS PARA LOS GOBIERNOS REGIONALES Y LOCALES Y EL ÍNDICE DE MADUREZ DIGITAL SUBNACIONAL</w:t>
       </w:r>
     </w:p>
     <w:p>
@@ -59,7 +59,7 @@
         <w:br/>
       </w:r>
       <w:r>
-        <w:t>La presente ley tiene por objeto crear el Programa de Municipalidades Digitales, a cargo de la Presidencia del Consejo de Ministros, para reducir la brecha de transformación digital de los gobiernos regionales y locales mediante servicios digitales compartidos, asistencia técnica y medición pública de resultados.</w:t>
+        <w:t>La presente ley tiene por objeto disponer que la Presidencia del Consejo de Ministros, a través de la Secretaría de Gobierno y Transformación Digital, provea servicios digitales compartidos a los gobiernos regionales y locales y mida públicamente su madurez digital, para reducir la brecha de transformación digital subnacional.</w:t>
       </w:r>
     </w:p>
     <w:p>
@@ -70,13 +70,19 @@
         <w:rPr>
           <w:b/>
         </w:rPr>
-        <w:t>Artículo 2. Servicios digitales compartidos</w:t>
+        <w:t>Artículo 2. Catálogo de Servicios Digitales Compartidos</w:t>
         <w:br/>
       </w:r>
       <w:r>
-        <w:t>2.1 La Secretaría de Gobierno y Transformación Digital aprueba y mantiene un Catálogo de Servicios Digitales Compartidos, que comprende como mínimo: mesa de partes y trámite documentario electrónico, casilla electrónica, pagos en línea, licencias de funcionamiento y edificación, portal institucional en GOB.PE y alojamiento en la nube.</w:t>
+        <w:t>2.1. La Secretaría de Gobierno y Transformación Digital aprueba y mantiene un Catálogo de Servicios Digitales Compartidos, que comprende, entre otros, la casilla única electrónica, la mesa de partes y el trámite documentario electrónico, los pagos en línea, las licencias de funcionamiento y edificación, el portal institucional en la Plataforma Digital Única del Estado Peruano (GOB.PE), el software público peruano y los servicios de nube del Estado, conforme a sus normas especiales.</w:t>
         <w:br/>
-        <w:t>2.2 Los servicios del Catálogo se proveen sin costo de licencia a los gobiernos regionales y locales, bajo modalidad de servicio, y se basan preferentemente en software público peruano.</w:t>
+        <w:t>2.2. Los servicios del Catálogo se proveen sin costo de licencia a los gobiernos regionales y locales, bajo modalidad de servicio.</w:t>
+        <w:br/>
+        <w:t>2.3. La Secretaría de Gobierno y Transformación Digital publica para cada servicio niveles mínimos de disponibilidad, tiempos de atención y planes de continuidad, y reporta su cumplimiento trimestralmente.</w:t>
+        <w:br/>
+        <w:t>2.4. Los servicios garantizan el aislamiento lógico de la información de cada entidad, autenticación multifactor para los usuarios, cumplimiento de estándares de seguridad de datos de pago, respaldos protegidos y monitoreo y respuesta a incidentes a cargo de la Secretaría de Gobierno y Transformación Digital, en coordinación con el Centro Nacional de Seguridad Digital.</w:t>
+        <w:br/>
+        <w:t>2.5. Los datos que las entidades registran en los servicios del Catálogo son de su titularidad y pueden exportarse en formatos abiertos en cualquier momento.</w:t>
       </w:r>
     </w:p>
     <w:p>
@@ -87,13 +93,11 @@
         <w:rPr>
           <w:b/>
         </w:rPr>
-        <w:t>Artículo 3. Adhesión</w:t>
+        <w:t>Artículo 3. Adhesión voluntaria</w:t>
         <w:br/>
       </w:r>
       <w:r>
-        <w:t>3.1 Las municipalidades distritales con población menor al umbral que fije el reglamento utilizan preferentemente los servicios del Catálogo y solo pueden contratar soluciones equivalentes cuando acrediten, mediante informe técnico, mejores condiciones de costo y funcionalidad.</w:t>
-        <w:br/>
-        <w:t>3.2 Las demás municipalidades y gobiernos regionales pueden adherirse voluntariamente.</w:t>
+        <w:t>Los gobiernos regionales y las municipalidades pueden adherirse a los servicios del Catálogo mediante convenio con la Presidencia del Consejo de Ministros. La adhesión no requiere procedimiento de selección y la entidad adherida conserva la facultad de contratar soluciones propias conforme a la normativa de contrataciones.</w:t>
       </w:r>
     </w:p>
     <w:p>
@@ -108,7 +112,9 @@
         <w:br/>
       </w:r>
       <w:r>
-        <w:t>La Secretaría de Gobierno y Transformación Digital, en coordinación con el Instituto Nacional de Estadística e Informática, elabora y publica anualmente, en formato abierto, el Índice de Madurez Digital Subnacional por gobierno regional y municipalidad, que mide servicios digitales disponibles, interoperabilidad, capacidades del personal y satisfacción ciudadana.</w:t>
+        <w:t>4.1. La Secretaría de Gobierno y Transformación Digital, en coordinación con el Instituto Nacional de Estadística e Informática, elabora y publica anualmente, en formato abierto, el Índice de Madurez Digital Subnacional por gobierno regional y municipalidad, que mide servicios digitales disponibles, interoperabilidad, capacidades del personal y satisfacción ciudadana.</w:t>
+        <w:br/>
+        <w:t>4.2. Los componentes del Índice referidos a seguridad digital se publican de forma agregada por nivel de gobierno y región, sin identificar entidades.</w:t>
       </w:r>
     </w:p>
     <w:p>
@@ -123,7 +129,7 @@
         <w:br/>
       </w:r>
       <w:r>
-        <w:t>La Presidencia del Consejo de Ministros conforma equipos de asistencia técnica por macrorregión, en coordinación con los gobiernos regionales, para la implementación de los servicios compartidos, priorizando a las municipalidades con menor puntaje en el Índice.</w:t>
+        <w:t>La Presidencia del Consejo de Ministros brinda asistencia técnica para la adopción de los servicios del Catálogo, priorizando a las entidades con menor puntaje en el Índice, en coordinación con los gobiernos regionales y mediante convenios con universidades e institutos, con cargo a su presupuesto institucional y sin demandar recursos adicionales al Tesoro Público.</w:t>
       </w:r>
     </w:p>
     <w:p>
@@ -134,11 +140,11 @@
         <w:rPr>
           <w:b/>
         </w:rPr>
-        <w:t>Artículo 6. Financiamiento con recursos determinados</w:t>
+        <w:t>Artículo 6. Interoperabilidad de los servicios</w:t>
         <w:br/>
       </w:r>
       <w:r>
-        <w:t>Precísase que las inversiones en transformación digital de los gobiernos regionales y locales, incluida la adopción de los servicios digitales compartidos, la digitalización de archivos y el equipamiento asociado, pueden financiarse con recursos del Fondo de Compensación Municipal y del canon, siempre que se formulen como inversiones conforme al Sistema Nacional de Programación Multianual y Gestión de Inversiones y a la normativa de cada fuente.</w:t>
+        <w:t>Los servicios digitales compartidos interoperan con la Plataforma de Interoperabilidad del Estado y con los sistemas nacionales de identidad, registros y pagos, de modo que el ciudadano realice trámites municipales sin presentar información que el Estado ya posee.</w:t>
       </w:r>
     </w:p>
     <w:p>
@@ -153,22 +159,7 @@
         <w:br/>
       </w:r>
       <w:r>
-        <w:t>El Ministerio de Economía y Finanzas puede incorporar metas de transformación digital vinculadas al Índice de Madurez Digital Subnacional en los programas de incentivos a la mejora de la gestión municipal, conforme a la normativa presupuestal.</w:t>
-      </w:r>
-    </w:p>
-    <w:p>
-      <w:pPr>
-        <w:jc w:val="both"/>
-      </w:pPr>
-      <w:r>
-        <w:rPr>
-          <w:b/>
-        </w:rPr>
-        <w:t>Artículo 8. Interoperabilidad obligatoria de los servicios</w:t>
-        <w:br/>
-      </w:r>
-      <w:r>
-        <w:t>Los servicios digitales compartidos interoperan con la Plataforma de Interoperabilidad del Estado y con los sistemas nacionales de identidad, registros y pagos, de modo que el ciudadano realice trámites municipales sin presentar información que el Estado ya posee.</w:t>
+        <w:t>El Ministerio de Economía y Finanzas puede incorporar metas de transformación digital vinculadas al Índice de Madurez Digital Subnacional en el Programa de Incentivos a la Mejora de la Gestión Municipal, conforme a su normativa.</w:t>
       </w:r>
     </w:p>
     <w:p>
@@ -183,7 +174,7 @@
         <w:br/>
       </w:r>
       <w:r>
-        <w:t>El Poder Ejecutivo reglamenta la presente ley en un plazo de noventa (90) días hábiles, con refrendo de la Presidencia del Consejo de Ministros y del Ministerio de Economía y Finanzas.</w:t>
+        <w:t>Reglamentación. El Poder Ejecutivo, mediante decreto supremo refrendado por el presidente del Consejo de Ministros y el ministro de Economía y Finanzas, reglamenta la presente ley en un plazo de noventa días hábiles contados a partir del día siguiente de su publicación.</w:t>
       </w:r>
     </w:p>
     <w:p>
@@ -198,7 +189,7 @@
         <w:br/>
       </w:r>
       <w:r>
-        <w:t>La implementación del Programa se financia con cargo al presupuesto institucional de la Presidencia del Consejo de Ministros y de los gobiernos regionales y locales, sin demandar recursos adicionales al Tesoro Público.</w:t>
+        <w:t>Financiamiento. La implementación de la presente ley se financia con cargo al presupuesto institucional de la Presidencia del Consejo de Ministros y de los gobiernos regionales y locales adheridos, sin demandar recursos adicionales al Tesoro Público. La ampliación del Catálogo se programa como meta dentro de la programación multianual de la Presidencia del Consejo de Ministros, sujeta a disponibilidad presupuestal.</w:t>
       </w:r>
     </w:p>
     <w:p>
@@ -213,7 +204,37 @@
         <w:br/>
       </w:r>
       <w:r>
-        <w:t>La primera edición del Índice de Madurez Digital Subnacional se publica dentro de los doce (12) meses siguientes a la vigencia del reglamento y sirve como línea de base.</w:t>
+        <w:t>Lineamientos sobre fuentes de financiamiento. El Ministerio de Economía y Finanzas, en un plazo de ciento ochenta días calendario, emite lineamientos que precisan, conforme a la normativa vigente de cada fuente, la elegibilidad de las inversiones en transformación digital de los gobiernos regionales y locales y el tratamiento de los gastos recurrentes de operación de servicios digitales.</w:t>
+      </w:r>
+    </w:p>
+    <w:p>
+      <w:pPr>
+        <w:jc w:val="both"/>
+      </w:pPr>
+      <w:r>
+        <w:rPr>
+          <w:b/>
+        </w:rPr>
+        <w:t>Cuarta. Disposición Complementaria Final</w:t>
+        <w:br/>
+      </w:r>
+      <w:r>
+        <w:t>Evaluación de un programa presupuestal. El Poder Ejecutivo evalúa y, de ser el caso, crea un programa conforme al artículo 38 de la Ley 29158, Ley Orgánica del Poder Ejecutivo, para la provisión de servicios digitales compartidos.</w:t>
+      </w:r>
+    </w:p>
+    <w:p>
+      <w:pPr>
+        <w:jc w:val="both"/>
+      </w:pPr>
+      <w:r>
+        <w:rPr>
+          <w:b/>
+        </w:rPr>
+        <w:t>Quinta. Disposición Complementaria Final</w:t>
+        <w:br/>
+      </w:r>
+      <w:r>
+        <w:t>Línea de base. La primera edición del Índice de Madurez Digital Subnacional se publica dentro de los doce meses siguientes a la entrada en vigencia del reglamento y sirve como línea de base.</w:t>
       </w:r>
     </w:p>
     <w:p>
@@ -247,7 +268,7 @@
         <w:jc w:val="both"/>
       </w:pPr>
       <w:r>
-        <w:t>Las municipalidades son el nivel de gobierno más cercano al ciudadano (licencias, arbitrios, registro civil, catastro, programas sociales), pero también el de menor capacidad digital. El país tiene más de 1 800 municipalidades, muchas de ellas rurales con escaso personal técnico, presupuestos limitados y conectividad precaria: según el INEI, en el primer trimestre de 2026 solo el 25,0% de los hogares rurales tenía acceso a Internet, frente al 82,7% en Lima Metropolitana. El modelo actual exige que cada municipalidad compre o desarrolle por su cuenta sistemas de trámite documentario, mesa de partes digital, licencias o recaudación, lo que multiplica costos y genera soluciones que no interoperan. El DS 029-2021-PCM ya ofrece plataformas nacionales (GOB.PE, Mesa Digital Perú, PÁGALO.PE, Nube Perú, software público), pero no existe una obligación de proveerlas como servicio compartido llave en mano a los gobiernos subnacionales, ni un instrumento de medición pública de su madurez digital, ni claridad sobre el uso de recursos determinados (FONCOMUN, canon) para estos fines. España (Ley 40/2015, transferencia de tecnología entre administraciones) y Chile (Ley 21.180, aplicable a municipalidades) muestran la ventaja de soluciones compartidas sobre desarrollos aislados.</w:t>
+        <w:t>Las municipalidades son el nivel de gobierno más cercano al ciudadano (licencias, arbitrios, registro civil, catastro, programas sociales), pero también el de menor capacidad digital. El país tiene más de 1 800 municipalidades, muchas de ellas rurales con escaso personal técnico, presupuestos limitados y conectividad precaria: según el INEI, en el primer trimestre de 2026 solo el 25,0% de los hogares rurales tenía acceso a Internet, frente al 82,7% en Lima Metropolitana. El modelo actual exige que cada municipalidad compre o desarrolle por su cuenta sistemas de trámite documentario, mesa de partes digital, licencias o recaudación, lo que multiplica costos y genera soluciones que no interoperan. El DS 029-2021-PCM ya ofrece plataformas nacionales (GOB.PE, Mesa Digital Perú, PÁGALO.PE, Nube Perú, software público), pero no existe una obligación legal de proveerlas como servicio compartido llave en mano a los gobiernos subnacionales, ni un instrumento de medición pública de su madurez digital, ni garantías de niveles de servicio, seguridad y portabilidad de datos para las entidades que las adopten; concentrar trámites, pagos y casillas de cientos de municipios en un proveedor central sin esas garantías reemplazaría la dependencia de proveedores privados por un punto único de falla. España (Ley 40/2015, transferencia de tecnología entre administraciones) y Chile (Ley 21.180, aplicable a municipalidades) muestran la ventaja de soluciones compartidas sobre desarrollos aislados.</w:t>
       </w:r>
     </w:p>
     <w:p>
@@ -263,7 +284,7 @@
         <w:jc w:val="both"/>
       </w:pPr>
       <w:r>
-        <w:t>Cerrar la brecha digital entre niveles de gobierno mediante servicios digitales compartidos, medición de madurez digital y reglas claras de financiamiento.</w:t>
+        <w:t>Reducir la brecha de transformación digital entre niveles de gobierno mediante servicios digitales compartidos con garantías de servicio, seguridad y portabilidad, y medición pública de la madurez digital subnacional.</w:t>
       </w:r>
     </w:p>
     <w:p>
@@ -279,7 +300,7 @@
         <w:jc w:val="both"/>
       </w:pPr>
       <w:r>
-        <w:t>Genera costos para la PCM (operación y soporte de los servicios compartidos y equipos de asistencia técnica), que se cubren con su presupuesto institucional y pueden requerir priorización presupuestal en leyes anuales. Para las municipalidades, el efecto neto esperado es de ahorro, al sustituir compras individuales de sistemas por servicios sin costo de licencia. Beneficios: economías de escala, estándares comunes e interoperables, menor dependencia de proveedores locales, trámites municipales en línea en zonas hoy no atendidas y medición pública que orienta la asignación de recursos. La precisión sobre FONCOMUN y canon no crea gasto nuevo: aclara el uso de recursos ya transferidos. Costo fiscal estimado: medio.</w:t>
+        <w:t>La ley no crea programas, plazas ni gasto nuevo: la provisión del Catálogo y la asistencia técnica se financian con el presupuesto institucional de la PCM, y la ampliación del Catálogo es meta sujeta a disponibilidad presupuestal; la creación de un programa queda a evaluación del Poder Ejecutivo (artículo 38 de la Ley 29158). Para las municipalidades el efecto neto esperado es de ahorro, al sustituir compras individuales de sistemas por servicios sin costo de licencia. Las garantías de nivel de servicio, seguridad centralizada y portabilidad evitan crear un punto único de falla y una nueva dependencia. Beneficios: economías de escala, estándares comunes e interoperables, trámites municipales en línea en zonas hoy no atendidas y medición pública que orienta la asignación de recursos. No se modifican las reglas de uso del canon ni del FONCOMUN; el MEF precisa su elegibilidad mediante lineamientos. Requiere coordinación con el Poder Ejecutivo e informe del MEF sobre sostenibilidad fiscal antes del dictamen. Costo fiscal estimado: bajo.</w:t>
       </w:r>
     </w:p>
     <w:p>
@@ -295,7 +316,7 @@
         <w:jc w:val="both"/>
       </w:pPr>
       <w:r>
-        <w:t>Complementa el Decreto Legislativo 1412, la Ley 27972, la Ley 27783, la Ley de Canon (Ley 27506) y el régimen del Fondo de Compensación Municipal (Decreto Legislativo 776), precisando el uso de recursos determinados para inversiones en transformación digital.</w:t>
+        <w:t>Complementa el Decreto Legislativo 1412 y el Decreto Supremo 029-2021-PCM, la Ley 27972, la Ley 27783 y la normativa del Programa de Incentivos a la Mejora de la Gestión Municipal. No crea programa (artículo 38.1 de la Ley 29158) ni modifica la Ley 27506 ni el Decreto Legislativo 776 (artículos 86 a 89, FONCOMUN). El Catálogo se integra con los servicios de casilla única, software público y nube regulados por sus normas especiales, sin crear un catálogo paralelo.</w:t>
       </w:r>
     </w:p>
     <w:p>
@@ -311,7 +332,7 @@
         <w:jc w:val="both"/>
       </w:pPr>
       <w:r>
-        <w:t>Por verificar en SPLEY.</w:t>
+        <w:t>Por verificar en SPLEY: no se identificaron proyectos sobre servicios digitales compartidos municipales. Relacionado (2021-2026): PL 14365/2025-CR, que declara a Loreto zona especial de incentivo para el cierre de la brecha digital (publicada).</w:t>
       </w:r>
     </w:p>
     <w:p>
@@ -327,7 +348,159 @@
         <w:jc w:val="both"/>
       </w:pPr>
       <w:r>
-        <w:t>A 2031, al menos el 70% de las municipalidades distritales usan como mínimo tres servicios del Catálogo de Servicios Digitales Compartidos y el puntaje mediano del Índice de Madurez Digital Subnacional mejora respecto de la línea de base.</w:t>
+        <w:t>A 2031, al menos el 70% de las municipalidades distritales usa como mínimo tres servicios del Catálogo de Servicios Digitales Compartidos con cumplimiento de niveles de servicio publicado, y el puntaje mediano del Índice de Madurez Digital Subnacional mejora respecto de la línea de base.</w:t>
+      </w:r>
+    </w:p>
+    <w:p>
+      <w:pPr>
+        <w:pStyle w:val="Heading2"/>
+      </w:pPr>
+      <w:r>
+        <w:t>Normas que modifica y entidades implicadas</w:t>
+      </w:r>
+    </w:p>
+    <w:p>
+      <w:pPr>
+        <w:pStyle w:val="ListBullet"/>
+      </w:pPr>
+      <w:r>
+        <w:t>Decreto Legislativo 1412 y D.S. 029-2021-PCM, plataformas nacionales como servicios compartidos — complementa</w:t>
+      </w:r>
+    </w:p>
+    <w:p>
+      <w:pPr>
+        <w:pStyle w:val="ListBullet"/>
+      </w:pPr>
+      <w:r>
+        <w:t>Ley 27972, Ley Orgánica de Municipalidades, sin modificación (adhesión voluntaria) — complementa</w:t>
+      </w:r>
+    </w:p>
+    <w:p>
+      <w:pPr>
+        <w:pStyle w:val="ListBullet"/>
+      </w:pPr>
+      <w:r>
+        <w:t>Ley 29158, Ley Orgánica del Poder Ejecutivo, art. 38 (evaluación de programa) — complementa</w:t>
+      </w:r>
+    </w:p>
+    <w:p>
+      <w:pPr>
+        <w:pStyle w:val="ListBullet"/>
+      </w:pPr>
+      <w:r>
+        <w:t>SGTD (rectora): Mantiene el Catálogo con niveles de servicio, seguridad y portabilidad (art. 2), elabora el Índice (art. 4) y brinda asistencia técnica (art. 5).</w:t>
+      </w:r>
+    </w:p>
+    <w:p>
+      <w:pPr>
+        <w:pStyle w:val="ListBullet"/>
+      </w:pPr>
+      <w:r>
+        <w:t>CNSD (supervisora): Coordina monitoreo y respuesta a incidentes de los servicios compartidos (art. 2.4).</w:t>
+      </w:r>
+    </w:p>
+    <w:p>
+      <w:pPr>
+        <w:pStyle w:val="ListBullet"/>
+      </w:pPr>
+      <w:r>
+        <w:t>INEI (consultiva): Coelabora el Índice de Madurez Digital Subnacional (art. 4).</w:t>
+      </w:r>
+    </w:p>
+    <w:p>
+      <w:pPr>
+        <w:pStyle w:val="ListBullet"/>
+      </w:pPr>
+      <w:r>
+        <w:t>MEF (reglamentadora): Lineamientos de elegibilidad de fuentes (DCF Tercera) e incentivos municipales (art. 7).</w:t>
+      </w:r>
+    </w:p>
+    <w:p>
+      <w:pPr>
+        <w:pStyle w:val="ListBullet"/>
+      </w:pPr>
+      <w:r>
+        <w:t>— (beneficiaria): Se adhieren voluntariamente por convenio (art. 3) y conservan la titularidad de sus datos (art. 2.5).</w:t>
+      </w:r>
+    </w:p>
+    <w:p>
+      <w:pPr>
+        <w:pStyle w:val="Heading2"/>
+      </w:pPr>
+      <w:r>
+        <w:t>Impacto económico estimado (referencial)</w:t>
+      </w:r>
+    </w:p>
+    <w:p>
+      <w:pPr>
+        <w:pStyle w:val="ListBullet"/>
+      </w:pPr>
+      <w:r>
+        <w:t>Tipo: mixto</w:t>
+      </w:r>
+    </w:p>
+    <w:p>
+      <w:pPr>
+        <w:pStyle w:val="ListBullet"/>
+      </w:pPr>
+      <w:r>
+        <w:t>Costo para el Estado: No cuantificable con información pública</w:t>
+      </w:r>
+    </w:p>
+    <w:p>
+      <w:pPr>
+        <w:pStyle w:val="ListBullet"/>
+      </w:pPr>
+      <w:r>
+        <w:t>Financiamiento: Presupuesto institucional de la PCM y de las entidades adheridas, sin demandar recursos adicionales al Tesoro; ampliación como meta sujeta a disponibilidad presupuestal. Requiere coordinación con el Poder Ejecutivo, fuente de financiamiento identificada e informe previo de sostenibilidad fiscal del MEF antes del dictamen.</w:t>
+      </w:r>
+    </w:p>
+    <w:p>
+      <w:pPr>
+        <w:pStyle w:val="ListBullet"/>
+      </w:pPr>
+      <w:r>
+        <w:t>Supuestos: El costo de operar servicios compartidos depende del número de adhesiones voluntarias y de servicios incluidos; no hay base pública de costos unitarios de las plataformas de la SGTD. Sin creación de plazas ni programas.</w:t>
+      </w:r>
+    </w:p>
+    <w:p>
+      <w:pPr>
+        <w:pStyle w:val="ListBullet"/>
+      </w:pPr>
+      <w:r>
+        <w:t>Beneficio para el Estado: Ahorro agregado por economías de escala al sustituir compras individuales de sistemas municipales; no cuantificable sin inventario de contratos municipales de software.</w:t>
+      </w:r>
+    </w:p>
+    <w:p>
+      <w:pPr>
+        <w:pStyle w:val="ListBullet"/>
+      </w:pPr>
+      <w:r>
+        <w:t>Beneficio para la sociedad: Trámites municipales en línea interoperables en zonas hoy no atendidas.</w:t>
+      </w:r>
+    </w:p>
+    <w:p>
+      <w:pPr>
+        <w:pStyle w:val="ListBullet"/>
+      </w:pPr>
+      <w:r>
+        <w:t>Inversión privada: No aplica.</w:t>
+      </w:r>
+    </w:p>
+    <w:p>
+      <w:pPr>
+        <w:pStyle w:val="ListBullet"/>
+      </w:pPr>
+      <w:r>
+        <w:t>Costo para privados: Nulo.</w:t>
+      </w:r>
+    </w:p>
+    <w:p>
+      <w:pPr>
+        <w:pStyle w:val="ListBullet"/>
+      </w:pPr>
+      <w:r>
+        <w:t>Riesgos: Punto único de falla (mitigado con continuidad y aislamiento); baja adopción voluntaria; capacidad de soporte de la SGTD insuficiente sin priorización presupuestal.</w:t>
       </w:r>
     </w:p>
     <w:p>
@@ -397,6 +570,14 @@
       </w:pPr>
       <w:r>
         <w:t>Decreto Legislativo 776, Ley de Tributación Municipal (Fondo de Compensación Municipal) — https://www.leyes.congreso.gob.pe/Documentos/DecretosLegislativos/00776.pdf</w:t>
+      </w:r>
+    </w:p>
+    <w:p>
+      <w:pPr>
+        <w:pStyle w:val="ListBullet"/>
+      </w:pPr>
+      <w:r>
+        <w:t>Ley 29158, Ley Orgánica del Poder Ejecutivo (art. 38, programas) — https://www.leyes.congreso.gob.pe/Documentos/Leyes/29158.pdf</w:t>
       </w:r>
     </w:p>
     <w:p>
